--- a/assets/advanced/step01/examples/word/벚꽃축제_팝업스토어_기획안_20260926.docx
+++ b/assets/advanced/step01/examples/word/벚꽃축제_팝업스토어_기획안_20260926.docx
@@ -246,7 +246,7 @@
                 <w:sz w:val="22"/>
                 <w:szCs w:val="22"/>
               </w:rPr>
-              <w:t xml:space="preserve">양희우 / 기획팀</w:t>
+              <w:t xml:space="preserve">홍길동 / 기획팀</w:t>
             </w:r>
           </w:p>
         </w:tc>
@@ -391,7 +391,7 @@
           <w:sz w:val="28"/>
           <w:szCs w:val="28"/>
         </w:rPr>
-        <w:t xml:space="preserve">우희인더스트리</w:t>
+        <w:t xml:space="preserve">한빛상사</w:t>
       </w:r>
     </w:p>
     <w:p>
@@ -1892,7 +1892,7 @@
                 <w:sz w:val="20"/>
                 <w:szCs w:val="20"/>
               </w:rPr>
-              <w:t xml:space="preserve">기획팀 양희우</w:t>
+              <w:t xml:space="preserve">기획팀 홍길동</w:t>
             </w:r>
           </w:p>
         </w:tc>
@@ -2562,7 +2562,7 @@
                 <w:sz w:val="20"/>
                 <w:szCs w:val="20"/>
               </w:rPr>
-              <w:t xml:space="preserve">기획팀 양희우</w:t>
+              <w:t xml:space="preserve">기획팀 홍길동</w:t>
             </w:r>
           </w:p>
         </w:tc>
@@ -3057,7 +3057,7 @@
                 <w:sz w:val="20"/>
                 <w:szCs w:val="20"/>
               </w:rPr>
-              <w:t xml:space="preserve">양희우</w:t>
+              <w:t xml:space="preserve">홍길동</w:t>
             </w:r>
           </w:p>
         </w:tc>
@@ -3780,7 +3780,7 @@
         <w:sz w:val="16"/>
         <w:szCs w:val="16"/>
       </w:rPr>
-      <w:t xml:space="preserve">우희인더스트리</w:t>
+      <w:t xml:space="preserve">한빛상사</w:t>
     </w:r>
     <w:r>
       <w:rPr>
